--- a/Video Game Design - year/Unit 4 - Player Controls & Input/Daily Lesson Plans/Word/Day 11.docx
+++ b/Video Game Design - year/Unit 4 - Player Controls & Input/Daily Lesson Plans/Word/Day 11.docx
@@ -50,16 +50,19 @@
               </w:rPr>
               <w:t xml:space="preserve">Video Game Design — Full Year</w:t>
             </w:r>
-          </w:p>
-          <w:p>
-            <w:pPr>
-              <w:spacing w:before="40"/>
-              <w:jc w:val="center"/>
-            </w:pPr>
-            <w:r>
-              <w:rPr>
-                <w:rFonts w:ascii="Arial" w:cs="Arial" w:eastAsia="Arial" w:hAnsi="Arial"/>
-                <w:color w:val="D1C4E9"/>
+            <w:r>
+              <w:rPr>
+                <w:rFonts w:ascii="Arial" w:cs="Arial" w:eastAsia="Arial" w:hAnsi="Arial"/>
+                <w:sz w:val="16"/>
+                <w:szCs w:val="16"/>
+              </w:rPr>
+              <w:br/>
+              <w:t xml:space="preserve"/>
+            </w:r>
+            <w:r>
+              <w:rPr>
+                <w:rFonts w:ascii="Arial" w:cs="Arial" w:eastAsia="Arial" w:hAnsi="Arial"/>
+                <w:color w:val="CE93D8"/>
                 <w:sz w:val="16"/>
                 <w:szCs w:val="16"/>
               </w:rPr>
@@ -83,7 +86,7 @@
           <w:rFonts w:ascii="Arial" w:cs="Arial" w:eastAsia="Arial" w:hAnsi="Arial"/>
           <w:b/>
           <w:bCs/>
-          <w:color w:val="311B56"/>
+          <w:color w:val="5B2D8E"/>
           <w:sz w:val="32"/>
           <w:szCs w:val="32"/>
         </w:rPr>
@@ -261,9 +264,9 @@
               <w:right w:val="single" w:color="CCCCCC" w:sz="1"/>
             </w:tcBorders>
             <w:tcMar>
-              <w:top w:type="dxa" w:w="60"/>
+              <w:top w:type="dxa" w:w="80"/>
               <w:left w:type="dxa" w:w="120"/>
-              <w:bottom w:type="dxa" w:w="60"/>
+              <w:bottom w:type="dxa" w:w="80"/>
               <w:right w:type="dxa" w:w="120"/>
             </w:tcMar>
           </w:tcPr>
@@ -290,20 +293,213 @@
               <w:right w:val="single" w:color="CCCCCC" w:sz="1"/>
             </w:tcBorders>
             <w:tcMar>
-              <w:top w:type="dxa" w:w="60"/>
+              <w:top w:type="dxa" w:w="80"/>
               <w:left w:type="dxa" w:w="120"/>
-              <w:bottom w:type="dxa" w:w="60"/>
+              <w:bottom w:type="dxa" w:w="80"/>
               <w:right w:type="dxa" w:w="120"/>
             </w:tcMar>
           </w:tcPr>
           <w:p>
-            <w:r>
-              <w:rPr>
-                <w:rFonts w:ascii="Arial" w:cs="Arial" w:eastAsia="Arial" w:hAnsi="Arial"/>
-                <w:sz w:val="20"/>
-                <w:szCs w:val="20"/>
+            <w:pPr>
+              <w:spacing w:after="80" w:before="80"/>
+            </w:pPr>
+            <w:r>
+              <w:rPr>
+                <w:rFonts w:ascii="Arial" w:cs="Arial" w:eastAsia="Arial" w:hAnsi="Arial"/>
+                <w:b/>
+                <w:bCs/>
+                <w:i w:val="false"/>
+                <w:iCs w:val="false"/>
+                <w:color w:val="000000"/>
+                <w:sz w:val="22"/>
+                <w:szCs w:val="22"/>
               </w:rPr>
               <w:t xml:space="preserve">Bell Ringer / Review</w:t>
+            </w:r>
+            <w:r>
+              <w:rPr>
+                <w:rFonts w:ascii="Arial" w:cs="Arial" w:eastAsia="Arial" w:hAnsi="Arial"/>
+                <w:sz w:val="20"/>
+                <w:szCs w:val="20"/>
+              </w:rPr>
+              <w:br/>
+              <w:t xml:space="preserve"/>
+            </w:r>
+            <w:r>
+              <w:rPr>
+                <w:rFonts w:ascii="Arial" w:cs="Arial" w:eastAsia="Arial" w:hAnsi="Arial"/>
+                <w:sz w:val="20"/>
+                <w:szCs w:val="20"/>
+              </w:rPr>
+              <w:br/>
+              <w:t xml:space="preserve"/>
+            </w:r>
+            <w:r>
+              <w:rPr>
+                <w:rFonts w:ascii="Arial" w:cs="Arial" w:eastAsia="Arial" w:hAnsi="Arial"/>
+                <w:b/>
+                <w:bCs/>
+                <w:i w:val="false"/>
+                <w:iCs w:val="false"/>
+                <w:color w:val="000000"/>
+                <w:sz w:val="20"/>
+                <w:szCs w:val="20"/>
+              </w:rPr>
+              <w:t xml:space="preserve">Quick Write </w:t>
+            </w:r>
+            <w:r>
+              <w:rPr>
+                <w:rFonts w:ascii="Arial" w:cs="Arial" w:eastAsia="Arial" w:hAnsi="Arial"/>
+                <w:b w:val="false"/>
+                <w:bCs w:val="false"/>
+                <w:i w:val="false"/>
+                <w:iCs w:val="false"/>
+                <w:color w:val="000000"/>
+                <w:sz w:val="20"/>
+                <w:szCs w:val="20"/>
+              </w:rPr>
+              <w:t xml:space="preserve">(3 min — written or verbal):</w:t>
+            </w:r>
+            <w:r>
+              <w:rPr>
+                <w:rFonts w:ascii="Arial" w:cs="Arial" w:eastAsia="Arial" w:hAnsi="Arial"/>
+                <w:sz w:val="20"/>
+                <w:szCs w:val="20"/>
+              </w:rPr>
+              <w:br/>
+              <w:t xml:space="preserve"/>
+            </w:r>
+            <w:r>
+              <w:rPr>
+                <w:rFonts w:ascii="Arial" w:cs="Arial" w:eastAsia="Arial" w:hAnsi="Arial"/>
+                <w:b w:val="false"/>
+                <w:bCs w:val="false"/>
+                <w:i w:val="false"/>
+                <w:iCs w:val="false"/>
+                <w:color w:val="000000"/>
+                <w:sz w:val="20"/>
+                <w:szCs w:val="20"/>
+              </w:rPr>
+              <w:t xml:space="preserve">    In your own words: Read gamepad input and map it to player controls?</w:t>
+            </w:r>
+            <w:r>
+              <w:rPr>
+                <w:rFonts w:ascii="Arial" w:cs="Arial" w:eastAsia="Arial" w:hAnsi="Arial"/>
+                <w:sz w:val="20"/>
+                <w:szCs w:val="20"/>
+              </w:rPr>
+              <w:br/>
+              <w:t xml:space="preserve"/>
+            </w:r>
+            <w:r>
+              <w:rPr>
+                <w:rFonts w:ascii="Arial" w:cs="Arial" w:eastAsia="Arial" w:hAnsi="Arial"/>
+                <w:sz w:val="20"/>
+                <w:szCs w:val="20"/>
+              </w:rPr>
+              <w:br/>
+              <w:t xml:space="preserve"/>
+            </w:r>
+            <w:r>
+              <w:rPr>
+                <w:rFonts w:ascii="Arial" w:cs="Arial" w:eastAsia="Arial" w:hAnsi="Arial"/>
+                <w:b/>
+                <w:bCs/>
+                <w:i w:val="false"/>
+                <w:iCs w:val="false"/>
+                <w:color w:val="000000"/>
+                <w:sz w:val="20"/>
+                <w:szCs w:val="20"/>
+              </w:rPr>
+              <w:t xml:space="preserve">Vocabulary Preview — </w:t>
+            </w:r>
+            <w:r>
+              <w:rPr>
+                <w:rFonts w:ascii="Arial" w:cs="Arial" w:eastAsia="Arial" w:hAnsi="Arial"/>
+                <w:b w:val="false"/>
+                <w:bCs w:val="false"/>
+                <w:i w:val="false"/>
+                <w:iCs w:val="false"/>
+                <w:color w:val="000000"/>
+                <w:sz w:val="20"/>
+                <w:szCs w:val="20"/>
+              </w:rPr>
+              <w:t xml:space="preserve">terms we'll use today:</w:t>
+            </w:r>
+            <w:r>
+              <w:rPr>
+                <w:rFonts w:ascii="Arial" w:cs="Arial" w:eastAsia="Arial" w:hAnsi="Arial"/>
+                <w:sz w:val="20"/>
+                <w:szCs w:val="20"/>
+              </w:rPr>
+              <w:br/>
+              <w:t xml:space="preserve"/>
+            </w:r>
+            <w:r>
+              <w:rPr>
+                <w:rFonts w:ascii="Arial" w:cs="Arial" w:eastAsia="Arial" w:hAnsi="Arial"/>
+                <w:b w:val="false"/>
+                <w:bCs w:val="false"/>
+                <w:i w:val="false"/>
+                <w:iCs w:val="false"/>
+                <w:color w:val="000000"/>
+                <w:sz w:val="20"/>
+                <w:szCs w:val="20"/>
+              </w:rPr>
+              <w:t xml:space="preserve">    • Gamepad Input   •   Default Gamepad Mapping   •   Left Stick   •   Right Stick   •   Triggers   •   Buttons</w:t>
+            </w:r>
+            <w:r>
+              <w:rPr>
+                <w:rFonts w:ascii="Arial" w:cs="Arial" w:eastAsia="Arial" w:hAnsi="Arial"/>
+                <w:sz w:val="20"/>
+                <w:szCs w:val="20"/>
+              </w:rPr>
+              <w:br/>
+              <w:t xml:space="preserve"/>
+            </w:r>
+            <w:r>
+              <w:rPr>
+                <w:rFonts w:ascii="Arial" w:cs="Arial" w:eastAsia="Arial" w:hAnsi="Arial"/>
+                <w:sz w:val="20"/>
+                <w:szCs w:val="20"/>
+              </w:rPr>
+              <w:br/>
+              <w:t xml:space="preserve"/>
+            </w:r>
+            <w:r>
+              <w:rPr>
+                <w:rFonts w:ascii="Arial" w:cs="Arial" w:eastAsia="Arial" w:hAnsi="Arial"/>
+                <w:b w:val="false"/>
+                <w:bCs w:val="false"/>
+                <w:i/>
+                <w:iCs/>
+                <w:color w:val="444444"/>
+                <w:sz w:val="20"/>
+                <w:szCs w:val="20"/>
+              </w:rPr>
+              <w:t xml:space="preserve">Today's Goal: By the end of class you will be able to read gamepad input and map it to player controls.</w:t>
+            </w:r>
+            <w:r>
+              <w:rPr>
+                <w:rFonts w:ascii="Arial" w:cs="Arial" w:eastAsia="Arial" w:hAnsi="Arial"/>
+                <w:sz w:val="20"/>
+                <w:szCs w:val="20"/>
+              </w:rPr>
+              <w:br/>
+              <w:t xml:space="preserve"/>
+            </w:r>
+            <w:r>
+              <w:rPr>
+                <w:rFonts w:ascii="Arial" w:cs="Arial" w:eastAsia="Arial" w:hAnsi="Arial"/>
+                <w:b w:val="false"/>
+                <w:bCs w:val="false"/>
+                <w:i/>
+                <w:iCs/>
+                <w:color w:val="555555"/>
+                <w:sz w:val="20"/>
+                <w:szCs w:val="20"/>
+              </w:rPr>
+              <w:t xml:space="preserve">→ Pair-share your response, then 2–3 students share with the class.</w:t>
             </w:r>
           </w:p>
         </w:tc>
@@ -319,9 +515,9 @@
               <w:right w:val="single" w:color="CCCCCC" w:sz="1"/>
             </w:tcBorders>
             <w:tcMar>
-              <w:top w:type="dxa" w:w="60"/>
+              <w:top w:type="dxa" w:w="80"/>
               <w:left w:type="dxa" w:w="120"/>
-              <w:bottom w:type="dxa" w:w="60"/>
+              <w:bottom w:type="dxa" w:w="80"/>
               <w:right w:type="dxa" w:w="120"/>
             </w:tcMar>
           </w:tcPr>
@@ -348,20 +544,380 @@
               <w:right w:val="single" w:color="CCCCCC" w:sz="1"/>
             </w:tcBorders>
             <w:tcMar>
-              <w:top w:type="dxa" w:w="60"/>
+              <w:top w:type="dxa" w:w="80"/>
               <w:left w:type="dxa" w:w="120"/>
-              <w:bottom w:type="dxa" w:w="60"/>
+              <w:bottom w:type="dxa" w:w="80"/>
               <w:right w:type="dxa" w:w="120"/>
             </w:tcMar>
           </w:tcPr>
           <w:p>
-            <w:r>
-              <w:rPr>
-                <w:rFonts w:ascii="Arial" w:cs="Arial" w:eastAsia="Arial" w:hAnsi="Arial"/>
-                <w:sz w:val="20"/>
-                <w:szCs w:val="20"/>
-              </w:rPr>
-              <w:t xml:space="preserve">Mini Lesson: Gamepad Input Basics</w:t>
+            <w:pPr>
+              <w:spacing w:after="80" w:before="80"/>
+            </w:pPr>
+            <w:r>
+              <w:rPr>
+                <w:rFonts w:ascii="Arial" w:cs="Arial" w:eastAsia="Arial" w:hAnsi="Arial"/>
+                <w:b/>
+                <w:bCs/>
+                <w:i w:val="false"/>
+                <w:iCs w:val="false"/>
+                <w:color w:val="000000"/>
+                <w:sz w:val="22"/>
+                <w:szCs w:val="22"/>
+              </w:rPr>
+              <w:t xml:space="preserve">Mini Lesson: </w:t>
+            </w:r>
+            <w:r>
+              <w:rPr>
+                <w:rFonts w:ascii="Arial" w:cs="Arial" w:eastAsia="Arial" w:hAnsi="Arial"/>
+                <w:b w:val="false"/>
+                <w:bCs w:val="false"/>
+                <w:i w:val="false"/>
+                <w:iCs w:val="false"/>
+                <w:color w:val="000000"/>
+                <w:sz w:val="22"/>
+                <w:szCs w:val="22"/>
+              </w:rPr>
+              <w:t xml:space="preserve">Gamepad Input Basics</w:t>
+            </w:r>
+            <w:r>
+              <w:rPr>
+                <w:rFonts w:ascii="Arial" w:cs="Arial" w:eastAsia="Arial" w:hAnsi="Arial"/>
+                <w:sz w:val="20"/>
+                <w:szCs w:val="20"/>
+              </w:rPr>
+              <w:br/>
+              <w:t xml:space="preserve"/>
+            </w:r>
+            <w:r>
+              <w:rPr>
+                <w:rFonts w:ascii="Arial" w:cs="Arial" w:eastAsia="Arial" w:hAnsi="Arial"/>
+                <w:sz w:val="20"/>
+                <w:szCs w:val="20"/>
+              </w:rPr>
+              <w:br/>
+              <w:t xml:space="preserve"/>
+            </w:r>
+            <w:r>
+              <w:rPr>
+                <w:rFonts w:ascii="Arial" w:cs="Arial" w:eastAsia="Arial" w:hAnsi="Arial"/>
+                <w:b/>
+                <w:bCs/>
+                <w:i/>
+                <w:iCs/>
+                <w:color w:val="000000"/>
+                <w:sz w:val="20"/>
+                <w:szCs w:val="20"/>
+              </w:rPr>
+              <w:t xml:space="preserve">Learning Target: </w:t>
+            </w:r>
+            <w:r>
+              <w:rPr>
+                <w:rFonts w:ascii="Arial" w:cs="Arial" w:eastAsia="Arial" w:hAnsi="Arial"/>
+                <w:b w:val="false"/>
+                <w:bCs w:val="false"/>
+                <w:i/>
+                <w:iCs/>
+                <w:color w:val="333333"/>
+                <w:sz w:val="20"/>
+                <w:szCs w:val="20"/>
+              </w:rPr>
+              <w:t xml:space="preserve">I can read gamepad input and map it to player controls.</w:t>
+            </w:r>
+            <w:r>
+              <w:rPr>
+                <w:rFonts w:ascii="Arial" w:cs="Arial" w:eastAsia="Arial" w:hAnsi="Arial"/>
+                <w:sz w:val="20"/>
+                <w:szCs w:val="20"/>
+              </w:rPr>
+              <w:br/>
+              <w:t xml:space="preserve"/>
+            </w:r>
+            <w:r>
+              <w:rPr>
+                <w:rFonts w:ascii="Arial" w:cs="Arial" w:eastAsia="Arial" w:hAnsi="Arial"/>
+                <w:sz w:val="20"/>
+                <w:szCs w:val="20"/>
+              </w:rPr>
+              <w:br/>
+              <w:t xml:space="preserve"/>
+            </w:r>
+            <w:r>
+              <w:rPr>
+                <w:rFonts w:ascii="Arial" w:cs="Arial" w:eastAsia="Arial" w:hAnsi="Arial"/>
+                <w:b w:val="false"/>
+                <w:bCs w:val="false"/>
+                <w:i w:val="false"/>
+                <w:iCs w:val="false"/>
+                <w:color w:val="000000"/>
+                <w:sz w:val="20"/>
+                <w:szCs w:val="20"/>
+              </w:rPr>
+              <w:t xml:space="preserve">Gamepad Input — Unity maps gamepad axes and buttons to the Input Manager, just like keyboard. Works with Xbox, PlayStation, and generic controllers.</w:t>
+            </w:r>
+            <w:r>
+              <w:rPr>
+                <w:rFonts w:ascii="Arial" w:cs="Arial" w:eastAsia="Arial" w:hAnsi="Arial"/>
+                <w:sz w:val="20"/>
+                <w:szCs w:val="20"/>
+              </w:rPr>
+              <w:br/>
+              <w:t xml:space="preserve"/>
+            </w:r>
+            <w:r>
+              <w:rPr>
+                <w:rFonts w:ascii="Arial" w:cs="Arial" w:eastAsia="Arial" w:hAnsi="Arial"/>
+                <w:b w:val="false"/>
+                <w:bCs w:val="false"/>
+                <w:i w:val="false"/>
+                <w:iCs w:val="false"/>
+                <w:color w:val="000000"/>
+                <w:sz w:val="20"/>
+                <w:szCs w:val="20"/>
+              </w:rPr>
+              <w:t xml:space="preserve">How It Works: Gamepad input goes to Input Manager axes. Input.GetAxis("Horizontal") works for both keyboard AND gamepad. No special code needed!</w:t>
+            </w:r>
+            <w:r>
+              <w:rPr>
+                <w:rFonts w:ascii="Arial" w:cs="Arial" w:eastAsia="Arial" w:hAnsi="Arial"/>
+                <w:sz w:val="20"/>
+                <w:szCs w:val="20"/>
+              </w:rPr>
+              <w:br/>
+              <w:t xml:space="preserve"/>
+            </w:r>
+            <w:r>
+              <w:rPr>
+                <w:rFonts w:ascii="Arial" w:cs="Arial" w:eastAsia="Arial" w:hAnsi="Arial"/>
+                <w:sz w:val="20"/>
+                <w:szCs w:val="20"/>
+              </w:rPr>
+              <w:br/>
+              <w:t xml:space="preserve"/>
+            </w:r>
+            <w:r>
+              <w:rPr>
+                <w:rFonts w:ascii="Arial" w:cs="Arial" w:eastAsia="Arial" w:hAnsi="Arial"/>
+                <w:b/>
+                <w:bCs/>
+                <w:i w:val="false"/>
+                <w:iCs w:val="false"/>
+                <w:color w:val="000000"/>
+                <w:sz w:val="20"/>
+                <w:szCs w:val="20"/>
+              </w:rPr>
+              <w:t xml:space="preserve">Key Concepts:</w:t>
+            </w:r>
+            <w:r>
+              <w:rPr>
+                <w:rFonts w:ascii="Arial" w:cs="Arial" w:eastAsia="Arial" w:hAnsi="Arial"/>
+                <w:sz w:val="20"/>
+                <w:szCs w:val="20"/>
+              </w:rPr>
+              <w:br/>
+              <w:t xml:space="preserve"/>
+            </w:r>
+            <w:r>
+              <w:rPr>
+                <w:rFonts w:ascii="Arial" w:cs="Arial" w:eastAsia="Arial" w:hAnsi="Arial"/>
+                <w:b w:val="false"/>
+                <w:bCs w:val="false"/>
+                <w:i w:val="false"/>
+                <w:iCs w:val="false"/>
+                <w:color w:val="000000"/>
+                <w:sz w:val="20"/>
+                <w:szCs w:val="20"/>
+              </w:rPr>
+              <w:t xml:space="preserve">    • Left Stick: Horizontal &amp; Vertical (same as WASD)</w:t>
+            </w:r>
+            <w:r>
+              <w:rPr>
+                <w:rFonts w:ascii="Arial" w:cs="Arial" w:eastAsia="Arial" w:hAnsi="Arial"/>
+                <w:sz w:val="20"/>
+                <w:szCs w:val="20"/>
+              </w:rPr>
+              <w:br/>
+              <w:t xml:space="preserve"/>
+            </w:r>
+            <w:r>
+              <w:rPr>
+                <w:rFonts w:ascii="Arial" w:cs="Arial" w:eastAsia="Arial" w:hAnsi="Arial"/>
+                <w:b w:val="false"/>
+                <w:bCs w:val="false"/>
+                <w:i w:val="false"/>
+                <w:iCs w:val="false"/>
+                <w:color w:val="000000"/>
+                <w:sz w:val="20"/>
+                <w:szCs w:val="20"/>
+              </w:rPr>
+              <w:t xml:space="preserve">    • Right Stick: Not mapped by default (you set it up)</w:t>
+            </w:r>
+            <w:r>
+              <w:rPr>
+                <w:rFonts w:ascii="Arial" w:cs="Arial" w:eastAsia="Arial" w:hAnsi="Arial"/>
+                <w:sz w:val="20"/>
+                <w:szCs w:val="20"/>
+              </w:rPr>
+              <w:br/>
+              <w:t xml:space="preserve"/>
+            </w:r>
+            <w:r>
+              <w:rPr>
+                <w:rFonts w:ascii="Arial" w:cs="Arial" w:eastAsia="Arial" w:hAnsi="Arial"/>
+                <w:b w:val="false"/>
+                <w:bCs w:val="false"/>
+                <w:i w:val="false"/>
+                <w:iCs w:val="false"/>
+                <w:color w:val="000000"/>
+                <w:sz w:val="20"/>
+                <w:szCs w:val="20"/>
+              </w:rPr>
+              <w:t xml:space="preserve">    • Triggers: LT/RT map to "Horizontal" (confusing) or you can add custom axes</w:t>
+            </w:r>
+            <w:r>
+              <w:rPr>
+                <w:rFonts w:ascii="Arial" w:cs="Arial" w:eastAsia="Arial" w:hAnsi="Arial"/>
+                <w:sz w:val="20"/>
+                <w:szCs w:val="20"/>
+              </w:rPr>
+              <w:br/>
+              <w:t xml:space="preserve"/>
+            </w:r>
+            <w:r>
+              <w:rPr>
+                <w:rFonts w:ascii="Arial" w:cs="Arial" w:eastAsia="Arial" w:hAnsi="Arial"/>
+                <w:b w:val="false"/>
+                <w:bCs w:val="false"/>
+                <w:i w:val="false"/>
+                <w:iCs w:val="false"/>
+                <w:color w:val="000000"/>
+                <w:sz w:val="20"/>
+                <w:szCs w:val="20"/>
+              </w:rPr>
+              <w:t xml:space="preserve">    • Buttons: A, B, X, Y, LB, RB</w:t>
+            </w:r>
+            <w:r>
+              <w:rPr>
+                <w:rFonts w:ascii="Arial" w:cs="Arial" w:eastAsia="Arial" w:hAnsi="Arial"/>
+                <w:sz w:val="20"/>
+                <w:szCs w:val="20"/>
+              </w:rPr>
+              <w:br/>
+              <w:t xml:space="preserve"/>
+            </w:r>
+            <w:r>
+              <w:rPr>
+                <w:rFonts w:ascii="Arial" w:cs="Arial" w:eastAsia="Arial" w:hAnsi="Arial"/>
+                <w:sz w:val="20"/>
+                <w:szCs w:val="20"/>
+              </w:rPr>
+              <w:br/>
+              <w:t xml:space="preserve"/>
+            </w:r>
+            <w:r>
+              <w:rPr>
+                <w:rFonts w:ascii="Arial" w:cs="Arial" w:eastAsia="Arial" w:hAnsi="Arial"/>
+                <w:b/>
+                <w:bCs/>
+                <w:i w:val="false"/>
+                <w:iCs w:val="false"/>
+                <w:color w:val="000000"/>
+                <w:sz w:val="20"/>
+                <w:szCs w:val="20"/>
+              </w:rPr>
+              <w:t xml:space="preserve">Vocabulary: </w:t>
+            </w:r>
+            <w:r>
+              <w:rPr>
+                <w:rFonts w:ascii="Arial" w:cs="Arial" w:eastAsia="Arial" w:hAnsi="Arial"/>
+                <w:b w:val="false"/>
+                <w:bCs w:val="false"/>
+                <w:i w:val="false"/>
+                <w:iCs w:val="false"/>
+                <w:color w:val="000000"/>
+                <w:sz w:val="20"/>
+                <w:szCs w:val="20"/>
+              </w:rPr>
+              <w:t xml:space="preserve">Gamepad Input, Default Gamepad Mapping, Left Stick, Right Stick, Triggers, Buttons</w:t>
+            </w:r>
+            <w:r>
+              <w:rPr>
+                <w:rFonts w:ascii="Arial" w:cs="Arial" w:eastAsia="Arial" w:hAnsi="Arial"/>
+                <w:sz w:val="20"/>
+                <w:szCs w:val="20"/>
+              </w:rPr>
+              <w:br/>
+              <w:t xml:space="preserve"/>
+            </w:r>
+            <w:r>
+              <w:rPr>
+                <w:rFonts w:ascii="Arial" w:cs="Arial" w:eastAsia="Arial" w:hAnsi="Arial"/>
+                <w:sz w:val="20"/>
+                <w:szCs w:val="20"/>
+              </w:rPr>
+              <w:br/>
+              <w:t xml:space="preserve"/>
+            </w:r>
+            <w:r>
+              <w:rPr>
+                <w:rFonts w:ascii="Arial" w:cs="Arial" w:eastAsia="Arial" w:hAnsi="Arial"/>
+                <w:b/>
+                <w:bCs/>
+                <w:i/>
+                <w:iCs/>
+                <w:color w:val="555555"/>
+                <w:sz w:val="20"/>
+                <w:szCs w:val="20"/>
+              </w:rPr>
+              <w:t xml:space="preserve">→ Live Demo — </w:t>
+            </w:r>
+            <w:r>
+              <w:rPr>
+                <w:rFonts w:ascii="Arial" w:cs="Arial" w:eastAsia="Arial" w:hAnsi="Arial"/>
+                <w:b w:val="false"/>
+                <w:bCs w:val="false"/>
+                <w:i/>
+                <w:iCs/>
+                <w:color w:val="555555"/>
+                <w:sz w:val="20"/>
+                <w:szCs w:val="20"/>
+              </w:rPr>
+              <w:t xml:space="preserve">type examples as students follow along in their own editor.</w:t>
+            </w:r>
+            <w:r>
+              <w:rPr>
+                <w:rFonts w:ascii="Arial" w:cs="Arial" w:eastAsia="Arial" w:hAnsi="Arial"/>
+                <w:sz w:val="20"/>
+                <w:szCs w:val="20"/>
+              </w:rPr>
+              <w:br/>
+              <w:t xml:space="preserve"/>
+            </w:r>
+            <w:r>
+              <w:rPr>
+                <w:rFonts w:ascii="Arial" w:cs="Arial" w:eastAsia="Arial" w:hAnsi="Arial"/>
+                <w:b/>
+                <w:bCs/>
+                <w:i/>
+                <w:iCs/>
+                <w:color w:val="555555"/>
+                <w:sz w:val="20"/>
+                <w:szCs w:val="20"/>
+              </w:rPr>
+              <w:t xml:space="preserve">→ Check for Understanding: </w:t>
+            </w:r>
+            <w:r>
+              <w:rPr>
+                <w:rFonts w:ascii="Arial" w:cs="Arial" w:eastAsia="Arial" w:hAnsi="Arial"/>
+                <w:b w:val="false"/>
+                <w:bCs w:val="false"/>
+                <w:i/>
+                <w:iCs/>
+                <w:color w:val="555555"/>
+                <w:sz w:val="20"/>
+                <w:szCs w:val="20"/>
+              </w:rPr>
+              <w:t xml:space="preserve">pause and cold-call: “Can someone explain what we just did in their own words?”</w:t>
             </w:r>
           </w:p>
         </w:tc>
@@ -377,9 +933,9 @@
               <w:right w:val="single" w:color="CCCCCC" w:sz="1"/>
             </w:tcBorders>
             <w:tcMar>
-              <w:top w:type="dxa" w:w="60"/>
+              <w:top w:type="dxa" w:w="80"/>
               <w:left w:type="dxa" w:w="120"/>
-              <w:bottom w:type="dxa" w:w="60"/>
+              <w:bottom w:type="dxa" w:w="80"/>
               <w:right w:type="dxa" w:w="120"/>
             </w:tcMar>
           </w:tcPr>
@@ -406,20 +962,90 @@
               <w:right w:val="single" w:color="CCCCCC" w:sz="1"/>
             </w:tcBorders>
             <w:tcMar>
-              <w:top w:type="dxa" w:w="60"/>
+              <w:top w:type="dxa" w:w="80"/>
               <w:left w:type="dxa" w:w="120"/>
-              <w:bottom w:type="dxa" w:w="60"/>
+              <w:bottom w:type="dxa" w:w="80"/>
               <w:right w:type="dxa" w:w="120"/>
             </w:tcMar>
           </w:tcPr>
           <w:p>
-            <w:r>
-              <w:rPr>
-                <w:rFonts w:ascii="Arial" w:cs="Arial" w:eastAsia="Arial" w:hAnsi="Arial"/>
-                <w:sz w:val="20"/>
-                <w:szCs w:val="20"/>
+            <w:pPr>
+              <w:spacing w:after="80" w:before="80"/>
+            </w:pPr>
+            <w:r>
+              <w:rPr>
+                <w:rFonts w:ascii="Arial" w:cs="Arial" w:eastAsia="Arial" w:hAnsi="Arial"/>
+                <w:b/>
+                <w:bCs/>
+                <w:i w:val="false"/>
+                <w:iCs w:val="false"/>
+                <w:color w:val="000000"/>
+                <w:sz w:val="22"/>
+                <w:szCs w:val="22"/>
               </w:rPr>
               <w:t xml:space="preserve">Guided Practice</w:t>
+            </w:r>
+            <w:r>
+              <w:rPr>
+                <w:rFonts w:ascii="Arial" w:cs="Arial" w:eastAsia="Arial" w:hAnsi="Arial"/>
+                <w:sz w:val="20"/>
+                <w:szCs w:val="20"/>
+              </w:rPr>
+              <w:br/>
+              <w:t xml:space="preserve"/>
+            </w:r>
+            <w:r>
+              <w:rPr>
+                <w:rFonts w:ascii="Arial" w:cs="Arial" w:eastAsia="Arial" w:hAnsi="Arial"/>
+                <w:sz w:val="20"/>
+                <w:szCs w:val="20"/>
+              </w:rPr>
+              <w:br/>
+              <w:t xml:space="preserve"/>
+            </w:r>
+            <w:r>
+              <w:rPr>
+                <w:rFonts w:ascii="Arial" w:cs="Arial" w:eastAsia="Arial" w:hAnsi="Arial"/>
+                <w:b w:val="false"/>
+                <w:bCs w:val="false"/>
+                <w:i w:val="false"/>
+                <w:iCs w:val="false"/>
+                <w:color w:val="000000"/>
+                <w:sz w:val="20"/>
+                <w:szCs w:val="20"/>
+              </w:rPr>
+              <w:t xml:space="preserve">1. Test Keyboard First (5 min)</w:t>
+            </w:r>
+            <w:r>
+              <w:rPr>
+                <w:rFonts w:ascii="Arial" w:cs="Arial" w:eastAsia="Arial" w:hAnsi="Arial"/>
+                <w:sz w:val="20"/>
+                <w:szCs w:val="20"/>
+              </w:rPr>
+              <w:br/>
+              <w:t xml:space="preserve"/>
+            </w:r>
+            <w:r>
+              <w:rPr>
+                <w:rFonts w:ascii="Arial" w:cs="Arial" w:eastAsia="Arial" w:hAnsi="Arial"/>
+                <w:sz w:val="20"/>
+                <w:szCs w:val="20"/>
+              </w:rPr>
+              <w:br/>
+              <w:t xml:space="preserve"/>
+            </w:r>
+            <w:r>
+              <w:rPr>
+                <w:rFonts w:ascii="Arial" w:cs="Arial" w:eastAsia="Arial" w:hAnsi="Arial"/>
+                <w:b w:val="false"/>
+                <w:bCs w:val="false"/>
+                <w:i/>
+                <w:iCs/>
+                <w:color w:val="555555"/>
+                <w:sz w:val="20"/>
+                <w:szCs w:val="20"/>
+              </w:rPr>
+              <w:t xml:space="preserve">→ Teacher models — students try alongside, then compare results.</w:t>
             </w:r>
           </w:p>
         </w:tc>
@@ -435,9 +1061,9 @@
               <w:right w:val="single" w:color="CCCCCC" w:sz="1"/>
             </w:tcBorders>
             <w:tcMar>
-              <w:top w:type="dxa" w:w="60"/>
+              <w:top w:type="dxa" w:w="80"/>
               <w:left w:type="dxa" w:w="120"/>
-              <w:bottom w:type="dxa" w:w="60"/>
+              <w:bottom w:type="dxa" w:w="80"/>
               <w:right w:type="dxa" w:w="120"/>
             </w:tcMar>
           </w:tcPr>
@@ -450,7 +1076,7 @@
                 <w:sz w:val="20"/>
                 <w:szCs w:val="20"/>
               </w:rPr>
-              <w:t xml:space="preserve">15-20 min</w:t>
+              <w:t xml:space="preserve">15–20 min</w:t>
             </w:r>
           </w:p>
         </w:tc>
@@ -464,20 +1090,81 @@
               <w:right w:val="single" w:color="CCCCCC" w:sz="1"/>
             </w:tcBorders>
             <w:tcMar>
-              <w:top w:type="dxa" w:w="60"/>
+              <w:top w:type="dxa" w:w="80"/>
               <w:left w:type="dxa" w:w="120"/>
-              <w:bottom w:type="dxa" w:w="60"/>
+              <w:bottom w:type="dxa" w:w="80"/>
               <w:right w:type="dxa" w:w="120"/>
             </w:tcMar>
           </w:tcPr>
           <w:p>
-            <w:r>
-              <w:rPr>
-                <w:rFonts w:ascii="Arial" w:cs="Arial" w:eastAsia="Arial" w:hAnsi="Arial"/>
-                <w:sz w:val="20"/>
-                <w:szCs w:val="20"/>
-              </w:rPr>
-              <w:t xml:space="preserve">Independent Practice / Build Time</w:t>
+            <w:pPr>
+              <w:spacing w:after="80" w:before="80"/>
+            </w:pPr>
+            <w:r>
+              <w:rPr>
+                <w:rFonts w:ascii="Arial" w:cs="Arial" w:eastAsia="Arial" w:hAnsi="Arial"/>
+                <w:b/>
+                <w:bCs/>
+                <w:i w:val="false"/>
+                <w:iCs w:val="false"/>
+                <w:color w:val="000000"/>
+                <w:sz w:val="22"/>
+                <w:szCs w:val="22"/>
+              </w:rPr>
+              <w:t xml:space="preserve">Independent Practice / Code Along</w:t>
+            </w:r>
+            <w:r>
+              <w:rPr>
+                <w:rFonts w:ascii="Arial" w:cs="Arial" w:eastAsia="Arial" w:hAnsi="Arial"/>
+                <w:sz w:val="20"/>
+                <w:szCs w:val="20"/>
+              </w:rPr>
+              <w:br/>
+              <w:t xml:space="preserve"/>
+            </w:r>
+            <w:r>
+              <w:rPr>
+                <w:rFonts w:ascii="Arial" w:cs="Arial" w:eastAsia="Arial" w:hAnsi="Arial"/>
+                <w:b w:val="false"/>
+                <w:bCs w:val="false"/>
+                <w:i w:val="false"/>
+                <w:iCs w:val="false"/>
+                <w:color w:val="000000"/>
+                <w:sz w:val="20"/>
+                <w:szCs w:val="20"/>
+              </w:rPr>
+              <w:t xml:space="preserve">    Work through problems from the day's exercise set.</w:t>
+            </w:r>
+            <w:r>
+              <w:rPr>
+                <w:rFonts w:ascii="Arial" w:cs="Arial" w:eastAsia="Arial" w:hAnsi="Arial"/>
+                <w:sz w:val="20"/>
+                <w:szCs w:val="20"/>
+              </w:rPr>
+              <w:br/>
+              <w:t xml:space="preserve"/>
+            </w:r>
+            <w:r>
+              <w:rPr>
+                <w:rFonts w:ascii="Arial" w:cs="Arial" w:eastAsia="Arial" w:hAnsi="Arial"/>
+                <w:sz w:val="20"/>
+                <w:szCs w:val="20"/>
+              </w:rPr>
+              <w:br/>
+              <w:t xml:space="preserve"/>
+            </w:r>
+            <w:r>
+              <w:rPr>
+                <w:rFonts w:ascii="Arial" w:cs="Arial" w:eastAsia="Arial" w:hAnsi="Arial"/>
+                <w:b w:val="false"/>
+                <w:bCs w:val="false"/>
+                <w:i/>
+                <w:iCs/>
+                <w:color w:val="555555"/>
+                <w:sz w:val="20"/>
+                <w:szCs w:val="20"/>
+              </w:rPr>
+              <w:t xml:space="preserve">→ Teacher circulates — offer hints, check for understanding.</w:t>
             </w:r>
           </w:p>
         </w:tc>
@@ -493,9 +1180,9 @@
               <w:right w:val="single" w:color="CCCCCC" w:sz="1"/>
             </w:tcBorders>
             <w:tcMar>
-              <w:top w:type="dxa" w:w="60"/>
+              <w:top w:type="dxa" w:w="80"/>
               <w:left w:type="dxa" w:w="120"/>
-              <w:bottom w:type="dxa" w:w="60"/>
+              <w:bottom w:type="dxa" w:w="80"/>
               <w:right w:type="dxa" w:w="120"/>
             </w:tcMar>
           </w:tcPr>
@@ -522,20 +1209,90 @@
               <w:right w:val="single" w:color="CCCCCC" w:sz="1"/>
             </w:tcBorders>
             <w:tcMar>
-              <w:top w:type="dxa" w:w="60"/>
+              <w:top w:type="dxa" w:w="80"/>
               <w:left w:type="dxa" w:w="120"/>
-              <w:bottom w:type="dxa" w:w="60"/>
+              <w:bottom w:type="dxa" w:w="80"/>
               <w:right w:type="dxa" w:w="120"/>
             </w:tcMar>
           </w:tcPr>
           <w:p>
-            <w:r>
-              <w:rPr>
-                <w:rFonts w:ascii="Arial" w:cs="Arial" w:eastAsia="Arial" w:hAnsi="Arial"/>
-                <w:sz w:val="20"/>
-                <w:szCs w:val="20"/>
+            <w:pPr>
+              <w:spacing w:after="80" w:before="80"/>
+            </w:pPr>
+            <w:r>
+              <w:rPr>
+                <w:rFonts w:ascii="Arial" w:cs="Arial" w:eastAsia="Arial" w:hAnsi="Arial"/>
+                <w:b/>
+                <w:bCs/>
+                <w:i w:val="false"/>
+                <w:iCs w:val="false"/>
+                <w:color w:val="000000"/>
+                <w:sz w:val="22"/>
+                <w:szCs w:val="22"/>
               </w:rPr>
               <w:t xml:space="preserve">Exit Ticket / Wrap-Up</w:t>
+            </w:r>
+            <w:r>
+              <w:rPr>
+                <w:rFonts w:ascii="Arial" w:cs="Arial" w:eastAsia="Arial" w:hAnsi="Arial"/>
+                <w:sz w:val="20"/>
+                <w:szCs w:val="20"/>
+              </w:rPr>
+              <w:br/>
+              <w:t xml:space="preserve"/>
+            </w:r>
+            <w:r>
+              <w:rPr>
+                <w:rFonts w:ascii="Arial" w:cs="Arial" w:eastAsia="Arial" w:hAnsi="Arial"/>
+                <w:sz w:val="20"/>
+                <w:szCs w:val="20"/>
+              </w:rPr>
+              <w:br/>
+              <w:t xml:space="preserve"/>
+            </w:r>
+            <w:r>
+              <w:rPr>
+                <w:rFonts w:ascii="Arial" w:cs="Arial" w:eastAsia="Arial" w:hAnsi="Arial"/>
+                <w:b w:val="false"/>
+                <w:bCs w:val="false"/>
+                <w:i w:val="false"/>
+                <w:iCs w:val="false"/>
+                <w:color w:val="000000"/>
+                <w:sz w:val="20"/>
+                <w:szCs w:val="20"/>
+              </w:rPr>
+              <w:t xml:space="preserve">Quick Check: Read gamepad input and map it to player controls?</w:t>
+            </w:r>
+            <w:r>
+              <w:rPr>
+                <w:rFonts w:ascii="Arial" w:cs="Arial" w:eastAsia="Arial" w:hAnsi="Arial"/>
+                <w:sz w:val="20"/>
+                <w:szCs w:val="20"/>
+              </w:rPr>
+              <w:br/>
+              <w:t xml:space="preserve"/>
+            </w:r>
+            <w:r>
+              <w:rPr>
+                <w:rFonts w:ascii="Arial" w:cs="Arial" w:eastAsia="Arial" w:hAnsi="Arial"/>
+                <w:sz w:val="20"/>
+                <w:szCs w:val="20"/>
+              </w:rPr>
+              <w:br/>
+              <w:t xml:space="preserve"/>
+            </w:r>
+            <w:r>
+              <w:rPr>
+                <w:rFonts w:ascii="Arial" w:cs="Arial" w:eastAsia="Arial" w:hAnsi="Arial"/>
+                <w:b w:val="false"/>
+                <w:bCs w:val="false"/>
+                <w:i/>
+                <w:iCs/>
+                <w:color w:val="555555"/>
+                <w:sz w:val="20"/>
+                <w:szCs w:val="20"/>
+              </w:rPr>
+              <w:t xml:space="preserve">→ 3–2–1: Name 3 things learned, 2 new vocab words, 1 question you still have.</w:t>
             </w:r>
           </w:p>
         </w:tc>

--- a/Video Game Design - year/Unit 4 - Player Controls & Input/Daily Lesson Plans/Word/Day 11.docx
+++ b/Video Game Design - year/Unit 4 - Player Controls & Input/Daily Lesson Plans/Word/Day 11.docx
@@ -380,7 +380,7 @@
                 <w:sz w:val="20"/>
                 <w:szCs w:val="20"/>
               </w:rPr>
-              <w:t xml:space="preserve">    In your own words: Read gamepad input and map it to player controls?</w:t>
+              <w:t xml:space="preserve">    What do you think it means to read gamepad input and map it to player controls? Why would a program need to do this?</w:t>
             </w:r>
             <w:r>
               <w:rPr>
@@ -477,7 +477,7 @@
                 <w:sz w:val="20"/>
                 <w:szCs w:val="20"/>
               </w:rPr>
-              <w:t xml:space="preserve">Today's Goal: By the end of class you will be able to read gamepad input and map it to player controls.</w:t>
+              <w:t xml:space="preserve">Today’s Goal: By the end of class you will be able to read gamepad input and map it to player controls.</w:t>
             </w:r>
             <w:r>
               <w:rPr>
@@ -1261,7 +1261,7 @@
                 <w:sz w:val="20"/>
                 <w:szCs w:val="20"/>
               </w:rPr>
-              <w:t xml:space="preserve">Quick Check: Read gamepad input and map it to player controls?</w:t>
+              <w:t xml:space="preserve">What are the key steps to read gamepad input and map it to player controls? What data format or structure is involved?</w:t>
             </w:r>
             <w:r>
               <w:rPr>

--- a/Video Game Design - year/Unit 4 - Player Controls & Input/Daily Lesson Plans/Word/Day 11.docx
+++ b/Video Game Design - year/Unit 4 - Player Controls & Input/Daily Lesson Plans/Word/Day 11.docx
@@ -1125,6 +1125,19 @@
             <w:r>
               <w:rPr>
                 <w:rFonts w:ascii="Arial" w:cs="Arial" w:eastAsia="Arial" w:hAnsi="Arial"/>
+                <w:b/>
+                <w:bCs/>
+                <w:i w:val="false"/>
+                <w:iCs w:val="false"/>
+                <w:color w:val="000000"/>
+                <w:sz w:val="20"/>
+                <w:szCs w:val="20"/>
+              </w:rPr>
+              <w:t xml:space="preserve">    Beginner: </w:t>
+            </w:r>
+            <w:r>
+              <w:rPr>
+                <w:rFonts w:ascii="Arial" w:cs="Arial" w:eastAsia="Arial" w:hAnsi="Arial"/>
                 <w:b w:val="false"/>
                 <w:bCs w:val="false"/>
                 <w:i w:val="false"/>
@@ -1133,7 +1146,77 @@
                 <w:sz w:val="20"/>
                 <w:szCs w:val="20"/>
               </w:rPr>
-              <w:t xml:space="preserve">    Work through problems from the day's exercise set.</w:t>
+              <w:t xml:space="preserve">Read gamepad left stick input and move the player. Test with both keyboard and controller.</w:t>
+            </w:r>
+            <w:r>
+              <w:rPr>
+                <w:rFonts w:ascii="Arial" w:cs="Arial" w:eastAsia="Arial" w:hAnsi="Arial"/>
+                <w:sz w:val="20"/>
+                <w:szCs w:val="20"/>
+              </w:rPr>
+              <w:br/>
+              <w:t xml:space="preserve"/>
+            </w:r>
+            <w:r>
+              <w:rPr>
+                <w:rFonts w:ascii="Arial" w:cs="Arial" w:eastAsia="Arial" w:hAnsi="Arial"/>
+                <w:b/>
+                <w:bCs/>
+                <w:i w:val="false"/>
+                <w:iCs w:val="false"/>
+                <w:color w:val="000000"/>
+                <w:sz w:val="20"/>
+                <w:szCs w:val="20"/>
+              </w:rPr>
+              <w:t xml:space="preserve">    Intermediate: </w:t>
+            </w:r>
+            <w:r>
+              <w:rPr>
+                <w:rFonts w:ascii="Arial" w:cs="Arial" w:eastAsia="Arial" w:hAnsi="Arial"/>
+                <w:b w:val="false"/>
+                <w:bCs w:val="false"/>
+                <w:i w:val="false"/>
+                <w:iCs w:val="false"/>
+                <w:color w:val="000000"/>
+                <w:sz w:val="20"/>
+                <w:szCs w:val="20"/>
+              </w:rPr>
+              <w:t xml:space="preserve">Map right stick X-axis to camera rotation. Add a custom input axis in Input Manager called "RightStickHorizontal" mapped to gamepad right st…</w:t>
+            </w:r>
+            <w:r>
+              <w:rPr>
+                <w:rFonts w:ascii="Arial" w:cs="Arial" w:eastAsia="Arial" w:hAnsi="Arial"/>
+                <w:sz w:val="20"/>
+                <w:szCs w:val="20"/>
+              </w:rPr>
+              <w:br/>
+              <w:t xml:space="preserve"/>
+            </w:r>
+            <w:r>
+              <w:rPr>
+                <w:rFonts w:ascii="Arial" w:cs="Arial" w:eastAsia="Arial" w:hAnsi="Arial"/>
+                <w:b/>
+                <w:bCs/>
+                <w:i w:val="false"/>
+                <w:iCs w:val="false"/>
+                <w:color w:val="000000"/>
+                <w:sz w:val="20"/>
+                <w:szCs w:val="20"/>
+              </w:rPr>
+              <w:t xml:space="preserve">    Challenge: </w:t>
+            </w:r>
+            <w:r>
+              <w:rPr>
+                <w:rFonts w:ascii="Arial" w:cs="Arial" w:eastAsia="Arial" w:hAnsi="Arial"/>
+                <w:b w:val="false"/>
+                <w:bCs w:val="false"/>
+                <w:i w:val="false"/>
+                <w:iCs w:val="false"/>
+                <w:color w:val="000000"/>
+                <w:sz w:val="20"/>
+                <w:szCs w:val="20"/>
+              </w:rPr>
+              <w:t xml:space="preserve">Implement controller vibration (haptic feedback): when the player lands from a jump, trigger controller rumble using GamepadInput.SetGamepad…</w:t>
             </w:r>
             <w:r>
               <w:rPr>
@@ -1460,175 +1543,6 @@
           <w:szCs w:val="20"/>
         </w:rPr>
         <w:t xml:space="preserve">Input Manager: Edit → Project Settings → Input Manager. Shows all mapped axes and buttons.</w:t>
-      </w:r>
-    </w:p>
-    <w:p>
-      <w:pPr>
-        <w:spacing w:after="60"/>
-      </w:pPr>
-      <w:r>
-        <w:rPr>
-          <w:rFonts w:ascii="Arial" w:cs="Arial" w:eastAsia="Arial" w:hAnsi="Arial"/>
-          <w:sz w:val="20"/>
-          <w:szCs w:val="20"/>
-        </w:rPr>
-        <w:t xml:space="preserve">1. Use Player from Previous Days</w:t>
-      </w:r>
-    </w:p>
-    <w:p>
-      <w:pPr>
-        <w:spacing w:after="60"/>
-      </w:pPr>
-      <w:r>
-        <w:rPr>
-          <w:rFonts w:ascii="Arial" w:cs="Arial" w:eastAsia="Arial" w:hAnsi="Arial"/>
-          <w:sz w:val="20"/>
-          <w:szCs w:val="20"/>
-        </w:rPr>
-        <w:t xml:space="preserve">- Capsule with CharacterController</w:t>
-      </w:r>
-    </w:p>
-    <w:p>
-      <w:pPr>
-        <w:spacing w:after="60"/>
-      </w:pPr>
-      <w:r>
-        <w:rPr>
-          <w:rFonts w:ascii="Arial" w:cs="Arial" w:eastAsia="Arial" w:hAnsi="Arial"/>
-          <w:sz w:val="20"/>
-          <w:szCs w:val="20"/>
-        </w:rPr>
-        <w:t xml:space="preserve">2. Test Without Gamepad First</w:t>
-      </w:r>
-    </w:p>
-    <w:p>
-      <w:pPr>
-        <w:spacing w:after="60"/>
-      </w:pPr>
-      <w:r>
-        <w:rPr>
-          <w:rFonts w:ascii="Arial" w:cs="Arial" w:eastAsia="Arial" w:hAnsi="Arial"/>
-          <w:sz w:val="20"/>
-          <w:szCs w:val="20"/>
-        </w:rPr>
-        <w:t xml:space="preserve">- Keyboard should still work (WASD + Space)</w:t>
-      </w:r>
-    </w:p>
-    <w:p>
-      <w:pPr>
-        <w:spacing w:after="60"/>
-      </w:pPr>
-      <w:r>
-        <w:rPr>
-          <w:rFonts w:ascii="Arial" w:cs="Arial" w:eastAsia="Arial" w:hAnsi="Arial"/>
-          <w:sz w:val="20"/>
-          <w:szCs w:val="20"/>
-        </w:rPr>
-        <w:t xml:space="preserve">- Proves your code is compatible with both input types</w:t>
-      </w:r>
-    </w:p>
-    <w:p>
-      <w:pPr>
-        <w:spacing w:after="60"/>
-      </w:pPr>
-      <w:r>
-        <w:rPr>
-          <w:rFonts w:ascii="Arial" w:cs="Arial" w:eastAsia="Arial" w:hAnsi="Arial"/>
-          <w:sz w:val="20"/>
-          <w:szCs w:val="20"/>
-        </w:rPr>
-        <w:t xml:space="preserve">3. Connect Gamepad</w:t>
-      </w:r>
-    </w:p>
-    <w:p>
-      <w:pPr>
-        <w:spacing w:after="60"/>
-      </w:pPr>
-      <w:r>
-        <w:rPr>
-          <w:rFonts w:ascii="Arial" w:cs="Arial" w:eastAsia="Arial" w:hAnsi="Arial"/>
-          <w:sz w:val="20"/>
-          <w:szCs w:val="20"/>
-        </w:rPr>
-        <w:t xml:space="preserve">- Plug in Xbox, PlayStation, or generic controller</w:t>
-      </w:r>
-    </w:p>
-    <w:p>
-      <w:pPr>
-        <w:spacing w:after="60"/>
-      </w:pPr>
-      <w:r>
-        <w:rPr>
-          <w:rFonts w:ascii="Arial" w:cs="Arial" w:eastAsia="Arial" w:hAnsi="Arial"/>
-          <w:sz w:val="20"/>
-          <w:szCs w:val="20"/>
-        </w:rPr>
-        <w:t xml:space="preserve">- Windows/Mac auto-detects</w:t>
-      </w:r>
-    </w:p>
-    <w:p>
-      <w:pPr>
-        <w:spacing w:after="60"/>
-      </w:pPr>
-      <w:r>
-        <w:rPr>
-          <w:rFonts w:ascii="Arial" w:cs="Arial" w:eastAsia="Arial" w:hAnsi="Arial"/>
-          <w:sz w:val="20"/>
-          <w:szCs w:val="20"/>
-        </w:rPr>
-        <w:t xml:space="preserve">- Press Play and test</w:t>
-      </w:r>
-    </w:p>
-    <w:p>
-      <w:pPr>
-        <w:spacing w:after="60"/>
-      </w:pPr>
-      <w:r>
-        <w:rPr>
-          <w:rFonts w:ascii="Arial" w:cs="Arial" w:eastAsia="Arial" w:hAnsi="Arial"/>
-          <w:sz w:val="20"/>
-          <w:szCs w:val="20"/>
-        </w:rPr>
-        <w:t xml:space="preserve">4. Verify Input Manager</w:t>
-      </w:r>
-    </w:p>
-    <w:p>
-      <w:pPr>
-        <w:spacing w:after="60"/>
-      </w:pPr>
-      <w:r>
-        <w:rPr>
-          <w:rFonts w:ascii="Arial" w:cs="Arial" w:eastAsia="Arial" w:hAnsi="Arial"/>
-          <w:sz w:val="20"/>
-          <w:szCs w:val="20"/>
-        </w:rPr>
-        <w:t xml:space="preserve">- Edit → Project Settings → Input Manager</w:t>
-      </w:r>
-    </w:p>
-    <w:p>
-      <w:pPr>
-        <w:spacing w:after="60"/>
-      </w:pPr>
-      <w:r>
-        <w:rPr>
-          <w:rFonts w:ascii="Arial" w:cs="Arial" w:eastAsia="Arial" w:hAnsi="Arial"/>
-          <w:sz w:val="20"/>
-          <w:szCs w:val="20"/>
-        </w:rPr>
-        <w:t xml:space="preserve">- Check that "Horizontal" and "Vertical" are mapped</w:t>
-      </w:r>
-    </w:p>
-    <w:p>
-      <w:pPr>
-        <w:spacing w:after="60"/>
-      </w:pPr>
-      <w:r>
-        <w:rPr>
-          <w:rFonts w:ascii="Arial" w:cs="Arial" w:eastAsia="Arial" w:hAnsi="Arial"/>
-          <w:sz w:val="20"/>
-          <w:szCs w:val="20"/>
-        </w:rPr>
-        <w:t xml:space="preserve">- "Jump" should be mapped to Space and gamepad button South (A)</w:t>
       </w:r>
     </w:p>
     <w:p>
@@ -2891,6 +2805,94 @@
       <w:pPr>
         <w:spacing w:after="160"/>
       </w:pPr>
+    </w:p>
+    <w:p>
+      <w:pPr>
+        <w:pBdr>
+          <w:bottom w:val="single" w:color="5B2D8E" w:sz="4" w:space="4"/>
+        </w:pBdr>
+        <w:spacing w:after="100" w:before="120"/>
+      </w:pPr>
+      <w:r>
+        <w:rPr>
+          <w:rFonts w:ascii="Arial" w:cs="Arial" w:eastAsia="Arial" w:hAnsi="Arial"/>
+          <w:b/>
+          <w:bCs/>
+          <w:color w:val="5B2D8E"/>
+          <w:sz w:val="24"/>
+          <w:szCs w:val="24"/>
+        </w:rPr>
+        <w:t xml:space="preserve">Practice Problems</w:t>
+      </w:r>
+    </w:p>
+    <w:p>
+      <w:pPr>
+        <w:spacing w:after="80"/>
+      </w:pPr>
+      <w:r>
+        <w:rPr>
+          <w:rFonts w:ascii="Arial" w:cs="Arial" w:eastAsia="Arial" w:hAnsi="Arial"/>
+          <w:b/>
+          <w:bCs/>
+          <w:sz w:val="20"/>
+          <w:szCs w:val="20"/>
+        </w:rPr>
+        <w:t xml:space="preserve">Problem 1: </w:t>
+      </w:r>
+      <w:r>
+        <w:rPr>
+          <w:rFonts w:ascii="Arial" w:cs="Arial" w:eastAsia="Arial" w:hAnsi="Arial"/>
+          <w:sz w:val="20"/>
+          <w:szCs w:val="20"/>
+        </w:rPr>
+        <w:t xml:space="preserve">Beginner:  Read gamepad left stick input and move the player. Test with both keyboard and controller.</w:t>
+      </w:r>
+    </w:p>
+    <w:p>
+      <w:pPr>
+        <w:spacing w:after="80"/>
+      </w:pPr>
+      <w:r>
+        <w:rPr>
+          <w:rFonts w:ascii="Arial" w:cs="Arial" w:eastAsia="Arial" w:hAnsi="Arial"/>
+          <w:b/>
+          <w:bCs/>
+          <w:sz w:val="20"/>
+          <w:szCs w:val="20"/>
+        </w:rPr>
+        <w:t xml:space="preserve">Problem 2: </w:t>
+      </w:r>
+      <w:r>
+        <w:rPr>
+          <w:rFonts w:ascii="Arial" w:cs="Arial" w:eastAsia="Arial" w:hAnsi="Arial"/>
+          <w:sz w:val="20"/>
+          <w:szCs w:val="20"/>
+        </w:rPr>
+        <w:t xml:space="preserve">Intermediate:  Map right stick X-axis to camera rotation. Add a custom input axis in Input Manager called "RightStickHorizontal" mapped to gamepad right stick X. Use it to rotate the camera.</w:t>
+      </w:r>
+    </w:p>
+    <w:p>
+      <w:pPr>
+        <w:spacing w:after="80"/>
+      </w:pPr>
+      <w:r>
+        <w:rPr>
+          <w:rFonts w:ascii="Arial" w:cs="Arial" w:eastAsia="Arial" w:hAnsi="Arial"/>
+          <w:b/>
+          <w:bCs/>
+          <w:sz w:val="20"/>
+          <w:szCs w:val="20"/>
+        </w:rPr>
+        <w:t xml:space="preserve">Problem 3: </w:t>
+      </w:r>
+      <w:r>
+        <w:rPr>
+          <w:rFonts w:ascii="Arial" w:cs="Arial" w:eastAsia="Arial" w:hAnsi="Arial"/>
+          <w:sz w:val="20"/>
+          <w:szCs w:val="20"/>
+        </w:rPr>
+        <w:t xml:space="preserve">Challenge:  Implement controller vibration (haptic feedback): when the player lands from a jump, trigger controller rumble using GamepadInput.SetGamepadVibration(). (Note: Platform-dependent; mainly Xbox/PS5.)</w:t>
+      </w:r>
     </w:p>
     <w:p>
       <w:pPr>
